--- a/doc/milestone3/Milestone3_Question_List.docx
+++ b/doc/milestone3/Milestone3_Question_List.docx
@@ -25,7 +25,6 @@
     <w:p>
       <w:pPr>
         <w:rPr>
-          <w:rFonts w:hint="eastAsia"/>
           <w:b/>
           <w:bCs/>
           <w:sz w:val="40"/>
@@ -37,6 +36,16 @@
       <w:r>
         <w:t>We asked users the following questions to evaluate different aspects of our dashboard.</w:t>
       </w:r>
+    </w:p>
+    <w:p>
+      <w:hyperlink r:id="rId5" w:tgtFrame="_blank" w:history="1">
+        <w:r>
+          <w:rPr>
+            <w:rStyle w:val="Hyperlink"/>
+          </w:rPr>
+          <w:t>https://docs.google.com/forms/d/e/1FAIpQLSc_FxZ-gMvi9-jobuNnl6Vvcb2fDQhWL8HGGqaY--giNqP74Q/viewform?usp=dialog</w:t>
+        </w:r>
+      </w:hyperlink>
     </w:p>
     <w:p/>
     <w:p>
@@ -326,6 +335,7 @@
           <w:b/>
           <w:bCs/>
         </w:rPr>
+        <w:lastRenderedPageBreak/>
         <w:t>Question type:</w:t>
       </w:r>
       <w:r>
@@ -372,7 +382,6 @@
           <w:b/>
           <w:bCs/>
         </w:rPr>
-        <w:lastRenderedPageBreak/>
         <w:t>Purpose:</w:t>
       </w:r>
       <w:r>
@@ -741,7 +750,6 @@
           <w:b/>
           <w:bCs/>
         </w:rPr>
-        <w:lastRenderedPageBreak/>
         <w:t>9. What was your favorite feature or chart? Why?</w:t>
       </w:r>
     </w:p>
@@ -3777,6 +3785,29 @@
       <w:spacing w:val="5"/>
     </w:rPr>
   </w:style>
+  <w:style w:type="character" w:styleId="Hyperlink">
+    <w:name w:val="Hyperlink"/>
+    <w:basedOn w:val="DefaultParagraphFont"/>
+    <w:uiPriority w:val="99"/>
+    <w:unhideWhenUsed/>
+    <w:rsid w:val="006E65D5"/>
+    <w:rPr>
+      <w:color w:val="467886" w:themeColor="hyperlink"/>
+      <w:u w:val="single"/>
+    </w:rPr>
+  </w:style>
+  <w:style w:type="character" w:styleId="UnresolvedMention">
+    <w:name w:val="Unresolved Mention"/>
+    <w:basedOn w:val="DefaultParagraphFont"/>
+    <w:uiPriority w:val="99"/>
+    <w:semiHidden/>
+    <w:unhideWhenUsed/>
+    <w:rsid w:val="006E65D5"/>
+    <w:rPr>
+      <w:color w:val="605E5C"/>
+      <w:shd w:val="clear" w:color="auto" w:fill="E1DFDD"/>
+    </w:rPr>
+  </w:style>
 </w:styles>
 </file>
 
